--- a/Sports/Soccer.docx
+++ b/Sports/Soccer.docx
@@ -151,13 +151,7 @@
         <w:rPr>
           <w:rFonts w:ascii="Calibri" w:hAnsi="Calibri" w:cs="Calibri"/>
         </w:rPr>
-        <w:t>Gross Domestic Product</w:t>
-      </w:r>
-      <w:r>
-        <w:rPr>
-          <w:rFonts w:ascii="Calibri" w:hAnsi="Calibri" w:cs="Calibri"/>
-        </w:rPr>
-        <w:t>)</w:t>
+        <w:t>Gross Domestic Product)</w:t>
       </w:r>
       <w:r>
         <w:rPr>
@@ -1827,19 +1821,7 @@
         <w:rPr>
           <w:rFonts w:ascii="Calibri" w:hAnsi="Calibri" w:cs="Calibri"/>
         </w:rPr>
-        <w:t xml:space="preserve">: Protect the goal from opponents, often include </w:t>
-      </w:r>
-      <w:r>
-        <w:rPr>
-          <w:rFonts w:ascii="Calibri" w:hAnsi="Calibri" w:cs="Calibri"/>
-        </w:rPr>
-        <w:t>centre</w:t>
-      </w:r>
-      <w:r>
-        <w:rPr>
-          <w:rFonts w:ascii="Calibri" w:hAnsi="Calibri" w:cs="Calibri"/>
-        </w:rPr>
-        <w:t>-backs and full-backs.</w:t>
+        <w:t>: Protect the goal from opponents, often include centre-backs and full-backs.</w:t>
       </w:r>
     </w:p>
     <w:p>
@@ -1865,19 +1847,7 @@
         <w:rPr>
           <w:rFonts w:ascii="Calibri" w:hAnsi="Calibri" w:cs="Calibri"/>
         </w:rPr>
-        <w:t xml:space="preserve">: Link </w:t>
-      </w:r>
-      <w:r>
-        <w:rPr>
-          <w:rFonts w:ascii="Calibri" w:hAnsi="Calibri" w:cs="Calibri"/>
-        </w:rPr>
-        <w:t>defence</w:t>
-      </w:r>
-      <w:r>
-        <w:rPr>
-          <w:rFonts w:ascii="Calibri" w:hAnsi="Calibri" w:cs="Calibri"/>
-        </w:rPr>
-        <w:t xml:space="preserve"> and attack, often include defensive, central, and attacking midfielders.</w:t>
+        <w:t>: Link defence and attack, often include defensive, central, and attacking midfielders.</w:t>
       </w:r>
     </w:p>
     <w:p>
@@ -1965,7 +1935,13 @@
         <w:rPr>
           <w:rFonts w:ascii="Calibri" w:hAnsi="Calibri" w:cs="Calibri"/>
         </w:rPr>
-        <w:t xml:space="preserve">the </w:t>
+        <w:t>each</w:t>
+      </w:r>
+      <w:r>
+        <w:rPr>
+          <w:rFonts w:ascii="Calibri" w:hAnsi="Calibri" w:cs="Calibri"/>
+        </w:rPr>
+        <w:t xml:space="preserve"> </w:t>
       </w:r>
       <w:r>
         <w:rPr>
@@ -4138,6 +4114,7 @@
   <w:style w:type="character" w:default="1" w:styleId="DefaultParagraphFont">
     <w:name w:val="Default Paragraph Font"/>
     <w:uiPriority w:val="1"/>
+    <w:semiHidden/>
     <w:unhideWhenUsed/>
   </w:style>
   <w:style w:type="table" w:default="1" w:styleId="TableNormal">

--- a/Sports/Soccer.docx
+++ b/Sports/Soccer.docx
@@ -1159,21 +1159,7 @@
         <w:rPr>
           <w:rFonts w:ascii="Calibri" w:hAnsi="Calibri" w:cs="Calibri"/>
         </w:rPr>
-        <w:t xml:space="preserve">: Requires highly skilled and fit wing-backs, can be weak in </w:t>
-      </w:r>
-      <w:proofErr w:type="spellStart"/>
-      <w:r>
-        <w:rPr>
-          <w:rFonts w:ascii="Calibri" w:hAnsi="Calibri" w:cs="Calibri"/>
-        </w:rPr>
-        <w:t>defense</w:t>
-      </w:r>
-      <w:proofErr w:type="spellEnd"/>
-      <w:r>
-        <w:rPr>
-          <w:rFonts w:ascii="Calibri" w:hAnsi="Calibri" w:cs="Calibri"/>
-        </w:rPr>
-        <w:t>.</w:t>
+        <w:t>: Requires highly skilled and fit wing-backs, can be weak in defense.</w:t>
       </w:r>
     </w:p>
     <w:p>
@@ -1976,6 +1962,30 @@
           <w:rFonts w:ascii="Calibri" w:hAnsi="Calibri" w:cs="Calibri"/>
         </w:rPr>
         <w:t>.</w:t>
+      </w:r>
+      <w:r>
+        <w:rPr>
+          <w:rFonts w:ascii="Calibri" w:hAnsi="Calibri" w:cs="Calibri"/>
+        </w:rPr>
+        <w:t xml:space="preserve"> </w:t>
+      </w:r>
+      <w:r>
+        <w:rPr>
+          <w:rFonts w:ascii="Calibri" w:hAnsi="Calibri" w:cs="Calibri"/>
+        </w:rPr>
+        <w:t>So,</w:t>
+      </w:r>
+      <w:r>
+        <w:rPr>
+          <w:rFonts w:ascii="Calibri" w:hAnsi="Calibri" w:cs="Calibri"/>
+        </w:rPr>
+        <w:t xml:space="preserve"> a successful match formation should be able to capable this. </w:t>
+      </w:r>
+      <w:r>
+        <w:rPr>
+          <w:rFonts w:ascii="Calibri" w:hAnsi="Calibri" w:cs="Calibri"/>
+        </w:rPr>
+        <w:t xml:space="preserve">Move wider, so the player could defence and support the forward. Extend further, so the player could attack further.  </w:t>
       </w:r>
     </w:p>
     <w:p>
